--- a/doctorado/04-docx/CV-Academic-2-3-pages-EN.docx
+++ b/doctorado/04-docx/CV-Academic-2-3-pages-EN.docx
@@ -428,7 +428,7 @@
           <w:color w:val="1C1E2E"/>
           <w:sz w:val="22"/>
         </w:rPr>
-        <w:t xml:space="preserve"> Applied linguistics in technology-mediated language teaching: </w:t>
+        <w:t xml:space="preserve"> Applied linguistics in technology-mediated language teaching and </w:t>
       </w:r>
       <w:r>
         <w:rPr>
@@ -438,7 +438,7 @@
           <w:color w:val="1C1E2E"/>
           <w:sz w:val="22"/>
         </w:rPr>
-        <w:t>CEFR-anchored curriculum design</w:t>
+        <w:t>assessment</w:t>
       </w:r>
       <w:r>
         <w:rPr>
@@ -448,7 +448,7 @@
           <w:color w:val="1C1E2E"/>
           <w:sz w:val="22"/>
         </w:rPr>
-        <w:t xml:space="preserve">, mobile-assisted language learning (MALL), the pedagogical integration of large-language-model tutors, and </w:t>
+        <w:t xml:space="preserve">. Own framework </w:t>
       </w:r>
       <w:r>
         <w:rPr>
@@ -458,7 +458,7 @@
           <w:color w:val="1C1E2E"/>
           <w:sz w:val="22"/>
         </w:rPr>
-        <w:t>AI literacy</w:t>
+        <w:t>MLLDE</w:t>
       </w:r>
       <w:r>
         <w:rPr>
@@ -468,7 +468,107 @@
           <w:color w:val="1C1E2E"/>
           <w:sz w:val="22"/>
         </w:rPr>
-        <w:t xml:space="preserve"> as a curricular objective, with interoperable performance measurement (xAPI/cmi5).</w:t>
+        <w:t xml:space="preserve"> (</w:t>
+      </w:r>
+      <w:r>
+        <w:rPr>
+          <w:rFonts w:ascii="Inter" w:hAnsi="Inter" w:cs="Inter"/>
+          <w:b w:val="0"/>
+          <w:i/>
+          <w:color w:val="1C1E2E"/>
+          <w:sz w:val="22"/>
+        </w:rPr>
+        <w:t>Multimodal Language Learning Design &amp; Evaluation</w:t>
+      </w:r>
+      <w:r>
+        <w:rPr>
+          <w:rFonts w:ascii="Inter" w:hAnsi="Inter" w:cs="Inter"/>
+          <w:b w:val="0"/>
+          <w:i w:val="0"/>
+          <w:color w:val="1C1E2E"/>
+          <w:sz w:val="22"/>
+        </w:rPr>
+        <w:t xml:space="preserve">), with two pillars: </w:t>
+      </w:r>
+      <w:r>
+        <w:rPr>
+          <w:rFonts w:ascii="Inter" w:hAnsi="Inter" w:cs="Inter"/>
+          <w:b/>
+          <w:i w:val="0"/>
+          <w:color w:val="1C1E2E"/>
+          <w:sz w:val="22"/>
+        </w:rPr>
+        <w:t>mobile curriculum design with modality as a declared variable</w:t>
+      </w:r>
+      <w:r>
+        <w:rPr>
+          <w:rFonts w:ascii="Inter" w:hAnsi="Inter" w:cs="Inter"/>
+          <w:b w:val="0"/>
+          <w:i w:val="0"/>
+          <w:color w:val="1C1E2E"/>
+          <w:sz w:val="22"/>
+        </w:rPr>
+        <w:t xml:space="preserve"> (text, audio, image, voice), and </w:t>
+      </w:r>
+      <w:r>
+        <w:rPr>
+          <w:rFonts w:ascii="Inter" w:hAnsi="Inter" w:cs="Inter"/>
+          <w:b/>
+          <w:i w:val="0"/>
+          <w:color w:val="1C1E2E"/>
+          <w:sz w:val="22"/>
+        </w:rPr>
+        <w:t>speaking assessment</w:t>
+      </w:r>
+      <w:r>
+        <w:rPr>
+          <w:rFonts w:ascii="Inter" w:hAnsi="Inter" w:cs="Inter"/>
+          <w:b w:val="0"/>
+          <w:i w:val="0"/>
+          <w:color w:val="1C1E2E"/>
+          <w:sz w:val="22"/>
+        </w:rPr>
+        <w:t xml:space="preserve"> anchored to the CEFR under the principle </w:t>
+      </w:r>
+      <w:r>
+        <w:rPr>
+          <w:rFonts w:ascii="Inter" w:hAnsi="Inter" w:cs="Inter"/>
+          <w:b w:val="0"/>
+          <w:i/>
+          <w:color w:val="1C1E2E"/>
+          <w:sz w:val="22"/>
+        </w:rPr>
+        <w:t>Measure ≠ Decide</w:t>
+      </w:r>
+      <w:r>
+        <w:rPr>
+          <w:rFonts w:ascii="Inter" w:hAnsi="Inter" w:cs="Inter"/>
+          <w:b w:val="0"/>
+          <w:i w:val="0"/>
+          <w:color w:val="1C1E2E"/>
+          <w:sz w:val="22"/>
+        </w:rPr>
+        <w:t xml:space="preserve"> — the model observes, a deterministic engine decides — with a </w:t>
+      </w:r>
+      <w:r>
+        <w:rPr>
+          <w:rFonts w:ascii="Inter" w:hAnsi="Inter" w:cs="Inter"/>
+          <w:b/>
+          <w:i w:val="0"/>
+          <w:color w:val="1C1E2E"/>
+          <w:sz w:val="22"/>
+        </w:rPr>
+        <w:t>three-tier evidence model</w:t>
+      </w:r>
+      <w:r>
+        <w:rPr>
+          <w:rFonts w:ascii="Inter" w:hAnsi="Inter" w:cs="Inter"/>
+          <w:b w:val="0"/>
+          <w:i w:val="0"/>
+          <w:color w:val="1C1E2E"/>
+          <w:sz w:val="22"/>
+        </w:rPr>
+        <w:t xml:space="preserve"> for pronunciation and xAPI traceability.</w:t>
       </w:r>
     </w:p>
     <w:p>
@@ -1095,7 +1195,29 @@
           <w:color w:val="1C1E2E"/>
           <w:sz w:val="22"/>
         </w:rPr>
-        <w:t>Ministry scholarship</w:t>
+        <w:t>General scholarship, Spanish Ministry of Education, Vocational Training and Sport — 2025/2026</w:t>
+      </w:r>
+    </w:p>
+    <w:p>
+      <w:r>
+        <w:rPr>
+          <w:rFonts w:ascii="Inter" w:hAnsi="Inter" w:cs="Inter"/>
+          <w:b w:val="0"/>
+          <w:i w:val="0"/>
+          <w:color w:val="1C1E2E"/>
+          <w:sz w:val="22"/>
+        </w:rPr>
+        <w:t xml:space="preserve">Awarded for the Master's in Languages and Technology (UPV) under the general call, Order EFD/335/25 of 3 April. Includes a </w:t>
+      </w:r>
+      <w:r>
+        <w:rPr>
+          <w:rFonts w:ascii="Inter" w:hAnsi="Inter" w:cs="Inter"/>
+          <w:b/>
+          <w:i w:val="0"/>
+          <w:color w:val="1C1E2E"/>
+          <w:sz w:val="22"/>
+        </w:rPr>
+        <w:t>tuition scholarship</w:t>
       </w:r>
       <w:r>
         <w:rPr>
@@ -1105,17 +1227,27 @@
           <w:color w:val="1C1E2E"/>
           <w:sz w:val="22"/>
         </w:rPr>
-        <w:t xml:space="preserve"> — general higher-education grant for the Master's in Languages and Technology, UPV. </w:t>
+        <w:t xml:space="preserve"> and an </w:t>
+      </w:r>
+      <w:r>
+        <w:rPr>
+          <w:rFonts w:ascii="Inter" w:hAnsi="Inter" w:cs="Inter"/>
+          <w:b/>
+          <w:i w:val="0"/>
+          <w:color w:val="1C1E2E"/>
+          <w:sz w:val="22"/>
+        </w:rPr>
+        <w:t>academic excellence component for the grade-average band 9–9.49</w:t>
       </w:r>
       <w:r>
         <w:rPr>
           <w:rFonts w:ascii="Inter" w:hAnsi="Inter" w:cs="Inter"/>
           <w:b w:val="0"/>
-          <w:i/>
+          <w:i w:val="0"/>
           <w:color w:val="1C1E2E"/>
           <w:sz w:val="22"/>
         </w:rPr>
-        <w:t>[Official name and academic year to complete.]</w:t>
+        <w:t>: the Ministry thereby certifies, in an independent act, that the master's record falls in that band.</w:t>
       </w:r>
     </w:p>
     <w:p>

--- a/doctorado/04-docx/CV-Academic-2-3-pages-EN.docx
+++ b/doctorado/04-docx/CV-Academic-2-3-pages-EN.docx
@@ -310,11 +310,11 @@
               <w:rPr>
                 <w:rFonts w:ascii="Inter" w:hAnsi="Inter" w:cs="Inter"/>
                 <w:b w:val="0"/>
-                <w:i/>
+                <w:i w:val="0"/>
                 <w:color w:val="1C1E2E"/>
                 <w:sz w:val="19"/>
               </w:rPr>
-              <w:t>[create before submitting — orcid.org, free, 5 minutes]</w:t>
+              <w:t>https://orcid.org/0000-0002-8076-1189</w:t>
             </w:r>
           </w:p>
         </w:tc>
@@ -766,6 +766,53 @@
           <w:sz w:val="22"/>
         </w:rPr>
         <w:t xml:space="preserve"> Prof. Mª Luisa Carrió-Pastor, Department of Applied Linguistics, UPV.</w:t>
+      </w:r>
+    </w:p>
+    <w:p>
+      <w:pPr>
+        <w:pStyle w:val="ListBullet"/>
+        <w:spacing w:after="60"/>
+        <w:ind w:left="403"/>
+      </w:pPr>
+      <w:r>
+        <w:rPr>
+          <w:rFonts w:ascii="Inter" w:hAnsi="Inter" w:cs="Inter"/>
+          <w:b/>
+          <w:i w:val="0"/>
+          <w:color w:val="1C1E2E"/>
+          <w:sz w:val="22"/>
+        </w:rPr>
+        <w:t>Doctoral supervision:</w:t>
+      </w:r>
+      <w:r>
+        <w:rPr>
+          <w:rFonts w:ascii="Inter" w:hAnsi="Inter" w:cs="Inter"/>
+          <w:b w:val="0"/>
+          <w:i w:val="0"/>
+          <w:color w:val="1C1E2E"/>
+          <w:sz w:val="22"/>
+        </w:rPr>
+        <w:t xml:space="preserve"> Prof. Mª Luisa Carrió-Pastor (supervisor) and Prof. Ricardo Casañ-Pitarch (co-supervisor) — PhD Programme in </w:t>
+      </w:r>
+      <w:r>
+        <w:rPr>
+          <w:rFonts w:ascii="Inter" w:hAnsi="Inter" w:cs="Inter"/>
+          <w:b/>
+          <w:i w:val="0"/>
+          <w:color w:val="1C1E2E"/>
+          <w:sz w:val="22"/>
+        </w:rPr>
+        <w:t>Languages, Literatures and Cultures, and their Applications</w:t>
+      </w:r>
+      <w:r>
+        <w:rPr>
+          <w:rFonts w:ascii="Inter" w:hAnsi="Inter" w:cs="Inter"/>
+          <w:b w:val="0"/>
+          <w:i w:val="0"/>
+          <w:color w:val="1C1E2E"/>
+          <w:sz w:val="22"/>
+        </w:rPr>
+        <w:t>, UPV.</w:t>
       </w:r>
     </w:p>
     <w:p>
@@ -1426,7 +1473,7 @@
           <w:color w:val="5B5F77"/>
           <w:sz w:val="21"/>
         </w:rPr>
-        <w:t>(3), 51–56. Universidad Nacional Experimental de Guayana. ISSN 1690-6054. Indexed in CLASE (UNAM). https://hdl.handle.net/20.500.14330/CLA01000260594</w:t>
+        <w:t>(3), 51–56. Universidad Nacional Experimental de Guayana. ISSN 1690-6054. Indexed in CLASE (UNAM). https://hdl.handle.net/20.500.14330/CLA01000260594 · https://ru.dgb.unam.mx/items/94cebd9c-65de-4d95-b948-637ae2fcdd43/full</w:t>
       </w:r>
     </w:p>
     <w:p>
@@ -1458,7 +1505,27 @@
           <w:color w:val="1C1E2E"/>
           <w:sz w:val="22"/>
         </w:rPr>
-        <w:t xml:space="preserve"> 19-07-2004. Published with a bilingual Spanish/English abstract.</w:t>
+        <w:t xml:space="preserve"> 19-07-2004. Published with a bilingual Spanish/English abstract. </w:t>
+      </w:r>
+      <w:r>
+        <w:rPr>
+          <w:rFonts w:ascii="Inter" w:hAnsi="Inter" w:cs="Inter"/>
+          <w:b w:val="0"/>
+          <w:i/>
+          <w:color w:val="1C1E2E"/>
+          <w:sz w:val="22"/>
+        </w:rPr>
+        <w:t>Kaleidoscopio</w:t>
+      </w:r>
+      <w:r>
+        <w:rPr>
+          <w:rFonts w:ascii="Inter" w:hAnsi="Inter" w:cs="Inter"/>
+          <w:b w:val="0"/>
+          <w:i w:val="0"/>
+          <w:color w:val="1C1E2E"/>
+          <w:sz w:val="22"/>
+        </w:rPr>
+        <w:t xml:space="preserve"> ceased publication in 2015; the CLASE (UNAM) indexed record is the permanent evidence.</w:t>
       </w:r>
     </w:p>
     <w:p>

--- a/doctorado/04-docx/CV-Academic-2-3-pages-EN.docx
+++ b/doctorado/04-docx/CV-Academic-2-3-pages-EN.docx
@@ -1796,7 +1796,7 @@
           <w:color w:val="1C1E2E"/>
           <w:sz w:val="22"/>
         </w:rPr>
-        <w:t>Scientific English Lecturer &amp; Scientific Content Writer</w:t>
+        <w:t>Lecturer in English for Specific Purposes</w:t>
       </w:r>
       <w:r>
         <w:rPr>
@@ -1816,7 +1816,7 @@
           <w:color w:val="1C1E2E"/>
           <w:sz w:val="22"/>
         </w:rPr>
-        <w:t>2005 – 2015</w:t>
+        <w:t>2007 – 2010</w:t>
       </w:r>
     </w:p>
     <w:p>
@@ -1828,7 +1828,7 @@
           <w:color w:val="1C1E2E"/>
           <w:sz w:val="22"/>
         </w:rPr>
-        <w:t>1,568 accredited university teaching hours.</w:t>
+        <w:t>1,568 certified university teaching hours</w:t>
       </w:r>
       <w:r>
         <w:rPr>
@@ -1838,7 +1838,91 @@
           <w:color w:val="1C1E2E"/>
           <w:sz w:val="22"/>
         </w:rPr>
-        <w:t xml:space="preserve"> Taught scientific English within science degree programmes; wrote and reviewed English-language articles for high-impact peer-reviewed journals (dentistry, marine biology).</w:t>
+        <w:t xml:space="preserve"> across 8 consecutive semesters. Contracted lecturer, subsequently transferred to a full-time established post. Instrumental English, English I and II, English for Administrative Sciences and </w:t>
+      </w:r>
+      <w:r>
+        <w:rPr>
+          <w:rFonts w:ascii="Inter" w:hAnsi="Inter" w:cs="Inter"/>
+          <w:b/>
+          <w:i w:val="0"/>
+          <w:color w:val="1C1E2E"/>
+          <w:sz w:val="22"/>
+        </w:rPr>
+        <w:t>Technical English</w:t>
+      </w:r>
+      <w:r>
+        <w:rPr>
+          <w:rFonts w:ascii="Inter" w:hAnsi="Inter" w:cs="Inter"/>
+          <w:b w:val="0"/>
+          <w:i w:val="0"/>
+          <w:color w:val="1C1E2E"/>
+          <w:sz w:val="22"/>
+        </w:rPr>
+        <w:t xml:space="preserve">, across three departments and five degree programmes — including </w:t>
+      </w:r>
+      <w:r>
+        <w:rPr>
+          <w:rFonts w:ascii="Inter" w:hAnsi="Inter" w:cs="Inter"/>
+          <w:b/>
+          <w:i w:val="0"/>
+          <w:color w:val="1C1E2E"/>
+          <w:sz w:val="22"/>
+        </w:rPr>
+        <w:t>Marine Biology and Aquaculture</w:t>
+      </w:r>
+      <w:r>
+        <w:rPr>
+          <w:rFonts w:ascii="Inter" w:hAnsi="Inter" w:cs="Inter"/>
+          <w:b w:val="0"/>
+          <w:i w:val="0"/>
+          <w:color w:val="1C1E2E"/>
+          <w:sz w:val="22"/>
+        </w:rPr>
+        <w:t>. Over the same period, wrote and reviewed English-language research articles (marine biology, dentistry) for high-impact journals.</w:t>
+      </w:r>
+    </w:p>
+    <w:p>
+      <w:r>
+        <w:rPr>
+          <w:rFonts w:ascii="Inter" w:hAnsi="Inter" w:cs="Inter"/>
+          <w:b/>
+          <w:i w:val="0"/>
+          <w:color w:val="1C1E2E"/>
+          <w:sz w:val="22"/>
+        </w:rPr>
+        <w:t>Teacher grade III, English (classroom)</w:t>
+      </w:r>
+      <w:r>
+        <w:rPr>
+          <w:rFonts w:ascii="Inter" w:hAnsi="Inter" w:cs="Inter"/>
+          <w:b w:val="0"/>
+          <w:i w:val="0"/>
+          <w:color w:val="1C1E2E"/>
+          <w:sz w:val="22"/>
+        </w:rPr>
+        <w:t xml:space="preserve"> — Ministry of Education, Venezuela · </w:t>
+      </w:r>
+      <w:r>
+        <w:rPr>
+          <w:rFonts w:ascii="Inter" w:hAnsi="Inter" w:cs="Inter"/>
+          <w:b/>
+          <w:i w:val="0"/>
+          <w:color w:val="1C1E2E"/>
+          <w:sz w:val="22"/>
+        </w:rPr>
+        <w:t>Oct 2006 – Jan 2019</w:t>
+      </w:r>
+    </w:p>
+    <w:p>
+      <w:r>
+        <w:rPr>
+          <w:rFonts w:ascii="Inter" w:hAnsi="Inter" w:cs="Inter"/>
+          <w:b w:val="0"/>
+          <w:i w:val="0"/>
+          <w:color w:val="1C1E2E"/>
+          <w:sz w:val="22"/>
+        </w:rPr>
+        <w:t>36 weekly hours of English at L.N. Santa Rosalía de Palermo, Nueva Esparta State Education Authority. Twelve years and three months of continuous service, verifiable against Ministry and social security records.</w:t>
       </w:r>
     </w:p>
     <w:p>
